--- a/tillsyn/A 21543-2026 tillsynsbegäran.docx
+++ b/tillsyn/A 21543-2026 tillsynsbegäran.docx
@@ -1331,7 +1331,7 @@
     <w:r>
       <w:tab/>
       <w:tab/>
-      <w:t>2026-09-14</w:t>
+      <w:t>2026-09-15</w:t>
       <w:br/>
       <w:br/>
     </w:r>

--- a/tillsyn/A 21543-2026 tillsynsbegäran.docx
+++ b/tillsyn/A 21543-2026 tillsynsbegäran.docx
@@ -1331,7 +1331,7 @@
     <w:r>
       <w:tab/>
       <w:tab/>
-      <w:t>2026-09-15</w:t>
+      <w:t>2026-09-16</w:t>
       <w:br/>
       <w:br/>
     </w:r>

--- a/tillsyn/A 21543-2026 tillsynsbegäran.docx
+++ b/tillsyn/A 21543-2026 tillsynsbegäran.docx
@@ -1331,7 +1331,7 @@
     <w:r>
       <w:tab/>
       <w:tab/>
-      <w:t>2026-09-16</w:t>
+      <w:t>2026-09-17</w:t>
       <w:br/>
       <w:br/>
     </w:r>

--- a/tillsyn/A 21543-2026 tillsynsbegäran.docx
+++ b/tillsyn/A 21543-2026 tillsynsbegäran.docx
@@ -1331,7 +1331,7 @@
     <w:r>
       <w:tab/>
       <w:tab/>
-      <w:t>2026-09-17</w:t>
+      <w:t>2026-09-18</w:t>
       <w:br/>
       <w:br/>
     </w:r>

--- a/tillsyn/A 21543-2026 tillsynsbegäran.docx
+++ b/tillsyn/A 21543-2026 tillsynsbegäran.docx
@@ -1331,7 +1331,7 @@
     <w:r>
       <w:tab/>
       <w:tab/>
-      <w:t>2026-09-18</w:t>
+      <w:t>2026-09-19</w:t>
       <w:br/>
       <w:br/>
     </w:r>

--- a/tillsyn/A 21543-2026 tillsynsbegäran.docx
+++ b/tillsyn/A 21543-2026 tillsynsbegäran.docx
@@ -1331,7 +1331,7 @@
     <w:r>
       <w:tab/>
       <w:tab/>
-      <w:t>2026-09-19</w:t>
+      <w:t>2026-09-21</w:t>
       <w:br/>
       <w:br/>
     </w:r>

--- a/tillsyn/A 21543-2026 tillsynsbegäran.docx
+++ b/tillsyn/A 21543-2026 tillsynsbegäran.docx
@@ -1331,7 +1331,7 @@
     <w:r>
       <w:tab/>
       <w:tab/>
-      <w:t>2026-09-21</w:t>
+      <w:t>2026-09-23</w:t>
       <w:br/>
       <w:br/>
     </w:r>

--- a/tillsyn/A 21543-2026 tillsynsbegäran.docx
+++ b/tillsyn/A 21543-2026 tillsynsbegäran.docx
@@ -1331,7 +1331,7 @@
     <w:r>
       <w:tab/>
       <w:tab/>
-      <w:t>2026-09-23</w:t>
+      <w:t>2026-09-24</w:t>
       <w:br/>
       <w:br/>
     </w:r>

--- a/tillsyn/A 21543-2026 tillsynsbegäran.docx
+++ b/tillsyn/A 21543-2026 tillsynsbegäran.docx
@@ -1331,7 +1331,7 @@
     <w:r>
       <w:tab/>
       <w:tab/>
-      <w:t>2026-09-24</w:t>
+      <w:t>2026-09-25</w:t>
       <w:br/>
       <w:br/>
     </w:r>

--- a/tillsyn/A 21543-2026 tillsynsbegäran.docx
+++ b/tillsyn/A 21543-2026 tillsynsbegäran.docx
@@ -1331,7 +1331,7 @@
     <w:r>
       <w:tab/>
       <w:tab/>
-      <w:t>2026-09-25</w:t>
+      <w:t>2026-09-26</w:t>
       <w:br/>
       <w:br/>
     </w:r>

--- a/tillsyn/A 21543-2026 tillsynsbegäran.docx
+++ b/tillsyn/A 21543-2026 tillsynsbegäran.docx
@@ -65,7 +65,7 @@
     </w:p>
     <w:p>
       <w:r>
-        <w:t>I och inom 25 meter från avverkningsanmälan finns fynd av 19 naturvårdsarter, varav 5 är rödlistade, 5 är fridlysta, 13 är typiska (T) och 10 är signalarter (S): kolflarnlav (NT, T), rynkskinn (NT, T), talltita (NT, §4), ullticka (NT, T), vedtrappmossa (NT, T), blodticka (S, T), blåmossa (S, T), bronshjon (S, T), grön sköldmossa (S, T, §8), kornknutmossa (S, T), stor revmossa (S), stubbspretmossa (S, T), vedticka (S, T), västlig hakmossa (S), vågbandad barkbock (S), skärmstarr (T), spillkråka (T, §4), kungsfågel (§4) och revlummer (§9). Se Figur 1.</w:t>
+        <w:t>I och inom 25 meter från avverkningsanmälan finns fynd av 21 naturvårdsarter, varav 6 är rödlistade, 5 är fridlysta, 15 är typiska (T) och 11 är signalarter (S): kolflarnlav (NT, T), rynkskinn (NT, T), talltita (NT, §4), ullticka (NT, T), vedskivlav (NT, T), vedtrappmossa (NT, T), blodticka (S, T), blåmossa (S, T), bronshjon (S, T), grovticka (S, T), grön sköldmossa (S, T, §8), kornknutmossa (S, T), stor revmossa (S), stubbspretmossa (S, T), vedticka (S, T), västlig hakmossa (S), vågbandad barkbock (S), skärmstarr (T), spillkråka (T, §4), kungsfågel (§4) och revlummer (§9). Se Figur 1.</w:t>
       </w:r>
     </w:p>
     <w:p>
@@ -225,10 +225,10 @@
         <w:rPr>
           <w:b/>
         </w:rPr>
-        <w:t xml:space="preserve">Vedtrappmossa (NT) </w:t>
-      </w:r>
-      <w:r>
-        <w:t xml:space="preserve">växer på död ved, främst i gammal granskog. Den förekommer knappast alls i fjällnära barrskogar utan finns i skogslandskapet nedom fjällen och framför allt i landets södra delar är den en mycket bra signalart för barrnaturskog med höga naturvärden. Skogsavverkning och brist på grov död ved i skogen är de allvarligaste hoten och den överlever inte kalhyggesbruk. Lokaler med sluten granskog, tillräckligt stora för att säkerställa ett kontinuerligt tillskott på grova lågor, bör undantas från storskaligt skogsbruk. Vedtrappmossa är typisk art för </w:t>
+        <w:t>Vedskivlav (NT)</w:t>
+      </w:r>
+      <w:r>
+        <w:t xml:space="preserve"> växer på gammal, torr, exponerad, hård kärnved av framförallt tall i naturskogsartade bestånd. Avverkning av tallskog av naturskogskaraktär med spår av återkommande bränder är ett hot. Mängden lämplig ved att växa på för vedskivlav minskar, dels på grund av naturlig nedbrytning men framförallt på grund av att de förstörs i samband med slutavverkningar, gallringar och markberedning. Tall- och blandbarrskogar av naturskogskaraktär med spår av återkommande bränder bör skyddas. Vedskivlav är typisk art för </w:t>
       </w:r>
       <w:r>
         <w:rPr>
@@ -245,6 +245,26 @@
         <w:rPr>
           <w:b/>
         </w:rPr>
+        <w:t xml:space="preserve">Vedtrappmossa (NT) </w:t>
+      </w:r>
+      <w:r>
+        <w:t xml:space="preserve">växer på död ved, främst i gammal granskog. Den förekommer knappast alls i fjällnära barrskogar utan finns i skogslandskapet nedom fjällen och framför allt i landets södra delar är den en mycket bra signalart för barrnaturskog med höga naturvärden. Skogsavverkning och brist på grov död ved i skogen är de allvarligaste hoten och den överlever inte kalhyggesbruk. Lokaler med sluten granskog, tillräckligt stora för att säkerställa ett kontinuerligt tillskott på grova lågor, bör undantas från storskaligt skogsbruk. Vedtrappmossa är typisk art för </w:t>
+      </w:r>
+      <w:r>
+        <w:rPr>
+          <w:i/>
+        </w:rPr>
+        <w:t>9010 Taiga</w:t>
+      </w:r>
+      <w:r>
+        <w:t xml:space="preserve"> (SLU Artdatabanken, 2024).</w:t>
+      </w:r>
+    </w:p>
+    <w:p>
+      <w:r>
+        <w:rPr>
+          <w:b/>
+        </w:rPr>
         <w:t xml:space="preserve">Blodticka </w:t>
       </w:r>
       <w:r>
@@ -307,6 +327,26 @@
       </w:r>
       <w:r>
         <w:t xml:space="preserve"> (SLU Artdatabanken, 2025).</w:t>
+      </w:r>
+    </w:p>
+    <w:p>
+      <w:r>
+        <w:rPr>
+          <w:b/>
+        </w:rPr>
+        <w:t>Grovticka</w:t>
+      </w:r>
+      <w:r>
+        <w:t xml:space="preserve"> är i skogslandskapet främst knuten till naturskogsartad äldre barrskog. Den är där en värdefull ”gammelskogsindikator” och påträffas mest vid tallar som är över 200 år gamla.  Grovticka är typisk art för </w:t>
+      </w:r>
+      <w:r>
+        <w:rPr>
+          <w:i/>
+        </w:rPr>
+        <w:t xml:space="preserve">9060 Åsbarrskog </w:t>
+      </w:r>
+      <w:r>
+        <w:t>(Nitare &amp; Skogsstyrelsen, 2019; SLU Artdatabanken, 2025).</w:t>
       </w:r>
     </w:p>
     <w:p>
@@ -504,7 +544,7 @@
     </w:p>
     <w:p>
       <w:r>
-        <w:t>Följande typiska arter har sina livsmiljöer och växtplatser i den avverkningsanmälda skogen: kolflarnlav (NT, T), rynkskinn (NT, T), ullticka (NT, T), vedtrappmossa (NT, T), blodticka (S, T), blåmossa (S, T), bronshjon (S, T), grön sköldmossa (S, T, §8), kornknutmossa (S, T), stubbspretmossa (S, T), vedticka (S, T), skärmstarr (T) och spillkråka (T, §4).</w:t>
+        <w:t>Följande typiska arter har sina livsmiljöer och växtplatser i den avverkningsanmälda skogen: kolflarnlav (NT, T), rynkskinn (NT, T), ullticka (NT, T), vedskivlav (NT, T), vedtrappmossa (NT, T), blodticka (S, T), blåmossa (S, T), bronshjon (S, T), grovticka (S, T), grön sköldmossa (S, T, §8), kornknutmossa (S, T), stubbspretmossa (S, T), vedticka (S, T), skärmstarr (T) och spillkråka (T, §4).</w:t>
       </w:r>
     </w:p>
     <w:p>
@@ -1331,7 +1371,7 @@
     <w:r>
       <w:tab/>
       <w:tab/>
-      <w:t>2026-09-26</w:t>
+      <w:t>2026-09-27</w:t>
       <w:br/>
       <w:br/>
     </w:r>

--- a/tillsyn/A 21543-2026 tillsynsbegäran.docx
+++ b/tillsyn/A 21543-2026 tillsynsbegäran.docx
@@ -1371,7 +1371,7 @@
     <w:r>
       <w:tab/>
       <w:tab/>
-      <w:t>2026-09-27</w:t>
+      <w:t>2026-09-28</w:t>
       <w:br/>
       <w:br/>
     </w:r>

--- a/tillsyn/A 21543-2026 tillsynsbegäran.docx
+++ b/tillsyn/A 21543-2026 tillsynsbegäran.docx
@@ -1371,7 +1371,7 @@
     <w:r>
       <w:tab/>
       <w:tab/>
-      <w:t>2026-09-28</w:t>
+      <w:t>2026-09-29</w:t>
       <w:br/>
       <w:br/>
     </w:r>

--- a/tillsyn/A 21543-2026 tillsynsbegäran.docx
+++ b/tillsyn/A 21543-2026 tillsynsbegäran.docx
@@ -1371,7 +1371,7 @@
     <w:r>
       <w:tab/>
       <w:tab/>
-      <w:t>2026-09-29</w:t>
+      <w:t>2026-09-30</w:t>
       <w:br/>
       <w:br/>
     </w:r>

--- a/tillsyn/A 21543-2026 tillsynsbegäran.docx
+++ b/tillsyn/A 21543-2026 tillsynsbegäran.docx
@@ -1371,7 +1371,7 @@
     <w:r>
       <w:tab/>
       <w:tab/>
-      <w:t>2026-09-30</w:t>
+      <w:t>2026-10-01</w:t>
       <w:br/>
       <w:br/>
     </w:r>

--- a/tillsyn/A 21543-2026 tillsynsbegäran.docx
+++ b/tillsyn/A 21543-2026 tillsynsbegäran.docx
@@ -1371,7 +1371,7 @@
     <w:r>
       <w:tab/>
       <w:tab/>
-      <w:t>2026-10-01</w:t>
+      <w:t>2026-10-02</w:t>
       <w:br/>
       <w:br/>
     </w:r>

--- a/tillsyn/A 21543-2026 tillsynsbegäran.docx
+++ b/tillsyn/A 21543-2026 tillsynsbegäran.docx
@@ -1371,7 +1371,7 @@
     <w:r>
       <w:tab/>
       <w:tab/>
-      <w:t>2026-10-02</w:t>
+      <w:t>2026-10-03</w:t>
       <w:br/>
       <w:br/>
     </w:r>

--- a/tillsyn/A 21543-2026 tillsynsbegäran.docx
+++ b/tillsyn/A 21543-2026 tillsynsbegäran.docx
@@ -1371,7 +1371,7 @@
     <w:r>
       <w:tab/>
       <w:tab/>
-      <w:t>2026-10-03</w:t>
+      <w:t>2026-10-04</w:t>
       <w:br/>
       <w:br/>
     </w:r>

--- a/tillsyn/A 21543-2026 tillsynsbegäran.docx
+++ b/tillsyn/A 21543-2026 tillsynsbegäran.docx
@@ -1371,7 +1371,7 @@
     <w:r>
       <w:tab/>
       <w:tab/>
-      <w:t>2026-10-04</w:t>
+      <w:t>2026-10-05</w:t>
       <w:br/>
       <w:br/>
     </w:r>

--- a/tillsyn/A 21543-2026 tillsynsbegäran.docx
+++ b/tillsyn/A 21543-2026 tillsynsbegäran.docx
@@ -1371,7 +1371,7 @@
     <w:r>
       <w:tab/>
       <w:tab/>
-      <w:t>2026-10-05</w:t>
+      <w:t>2026-10-06</w:t>
       <w:br/>
       <w:br/>
     </w:r>

--- a/tillsyn/A 21543-2026 tillsynsbegäran.docx
+++ b/tillsyn/A 21543-2026 tillsynsbegäran.docx
@@ -1371,7 +1371,7 @@
     <w:r>
       <w:tab/>
       <w:tab/>
-      <w:t>2026-10-06</w:t>
+      <w:t>2026-10-07</w:t>
       <w:br/>
       <w:br/>
     </w:r>

--- a/tillsyn/A 21543-2026 tillsynsbegäran.docx
+++ b/tillsyn/A 21543-2026 tillsynsbegäran.docx
@@ -1371,7 +1371,7 @@
     <w:r>
       <w:tab/>
       <w:tab/>
-      <w:t>2026-10-07</w:t>
+      <w:t>2026-10-08</w:t>
       <w:br/>
       <w:br/>
     </w:r>

--- a/tillsyn/A 21543-2026 tillsynsbegäran.docx
+++ b/tillsyn/A 21543-2026 tillsynsbegäran.docx
@@ -1371,7 +1371,7 @@
     <w:r>
       <w:tab/>
       <w:tab/>
-      <w:t>2026-10-08</w:t>
+      <w:t>2026-10-09</w:t>
       <w:br/>
       <w:br/>
     </w:r>

--- a/tillsyn/A 21543-2026 tillsynsbegäran.docx
+++ b/tillsyn/A 21543-2026 tillsynsbegäran.docx
@@ -1371,7 +1371,7 @@
     <w:r>
       <w:tab/>
       <w:tab/>
-      <w:t>2026-10-09</w:t>
+      <w:t>2026-10-10</w:t>
       <w:br/>
       <w:br/>
     </w:r>

--- a/tillsyn/A 21543-2026 tillsynsbegäran.docx
+++ b/tillsyn/A 21543-2026 tillsynsbegäran.docx
@@ -1371,7 +1371,7 @@
     <w:r>
       <w:tab/>
       <w:tab/>
-      <w:t>2026-10-10</w:t>
+      <w:t>2026-10-11</w:t>
       <w:br/>
       <w:br/>
     </w:r>

--- a/tillsyn/A 21543-2026 tillsynsbegäran.docx
+++ b/tillsyn/A 21543-2026 tillsynsbegäran.docx
@@ -1371,7 +1371,7 @@
     <w:r>
       <w:tab/>
       <w:tab/>
-      <w:t>2026-10-11</w:t>
+      <w:t>2026-10-12</w:t>
       <w:br/>
       <w:br/>
     </w:r>

--- a/tillsyn/A 21543-2026 tillsynsbegäran.docx
+++ b/tillsyn/A 21543-2026 tillsynsbegäran.docx
@@ -1371,7 +1371,7 @@
     <w:r>
       <w:tab/>
       <w:tab/>
-      <w:t>2026-10-12</w:t>
+      <w:t>2026-10-13</w:t>
       <w:br/>
       <w:br/>
     </w:r>

--- a/tillsyn/A 21543-2026 tillsynsbegäran.docx
+++ b/tillsyn/A 21543-2026 tillsynsbegäran.docx
@@ -1371,7 +1371,7 @@
     <w:r>
       <w:tab/>
       <w:tab/>
-      <w:t>2026-10-13</w:t>
+      <w:t>2026-10-14</w:t>
       <w:br/>
       <w:br/>
     </w:r>

--- a/tillsyn/A 21543-2026 tillsynsbegäran.docx
+++ b/tillsyn/A 21543-2026 tillsynsbegäran.docx
@@ -1371,7 +1371,7 @@
     <w:r>
       <w:tab/>
       <w:tab/>
-      <w:t>2026-10-14</w:t>
+      <w:t>2026-10-15</w:t>
       <w:br/>
       <w:br/>
     </w:r>

--- a/tillsyn/A 21543-2026 tillsynsbegäran.docx
+++ b/tillsyn/A 21543-2026 tillsynsbegäran.docx
@@ -1371,7 +1371,7 @@
     <w:r>
       <w:tab/>
       <w:tab/>
-      <w:t>2026-10-15</w:t>
+      <w:t>2026-10-16</w:t>
       <w:br/>
       <w:br/>
     </w:r>

--- a/tillsyn/A 21543-2026 tillsynsbegäran.docx
+++ b/tillsyn/A 21543-2026 tillsynsbegäran.docx
@@ -1371,7 +1371,7 @@
     <w:r>
       <w:tab/>
       <w:tab/>
-      <w:t>2026-10-16</w:t>
+      <w:t>2026-10-17</w:t>
       <w:br/>
       <w:br/>
     </w:r>

--- a/tillsyn/A 21543-2026 tillsynsbegäran.docx
+++ b/tillsyn/A 21543-2026 tillsynsbegäran.docx
@@ -1371,7 +1371,7 @@
     <w:r>
       <w:tab/>
       <w:tab/>
-      <w:t>2026-10-17</w:t>
+      <w:t>2026-10-18</w:t>
       <w:br/>
       <w:br/>
     </w:r>

--- a/tillsyn/A 21543-2026 tillsynsbegäran.docx
+++ b/tillsyn/A 21543-2026 tillsynsbegäran.docx
@@ -1371,7 +1371,7 @@
     <w:r>
       <w:tab/>
       <w:tab/>
-      <w:t>2026-10-18</w:t>
+      <w:t>2026-10-19</w:t>
       <w:br/>
       <w:br/>
     </w:r>

--- a/tillsyn/A 21543-2026 tillsynsbegäran.docx
+++ b/tillsyn/A 21543-2026 tillsynsbegäran.docx
@@ -1371,7 +1371,7 @@
     <w:r>
       <w:tab/>
       <w:tab/>
-      <w:t>2026-10-19</w:t>
+      <w:t>2026-10-20</w:t>
       <w:br/>
       <w:br/>
     </w:r>

--- a/tillsyn/A 21543-2026 tillsynsbegäran.docx
+++ b/tillsyn/A 21543-2026 tillsynsbegäran.docx
@@ -1371,7 +1371,7 @@
     <w:r>
       <w:tab/>
       <w:tab/>
-      <w:t>2026-10-20</w:t>
+      <w:t>2026-10-21</w:t>
       <w:br/>
       <w:br/>
     </w:r>

--- a/tillsyn/A 21543-2026 tillsynsbegäran.docx
+++ b/tillsyn/A 21543-2026 tillsynsbegäran.docx
@@ -1371,7 +1371,7 @@
     <w:r>
       <w:tab/>
       <w:tab/>
-      <w:t>2026-10-21</w:t>
+      <w:t>2026-10-22</w:t>
       <w:br/>
       <w:br/>
     </w:r>

--- a/tillsyn/A 21543-2026 tillsynsbegäran.docx
+++ b/tillsyn/A 21543-2026 tillsynsbegäran.docx
@@ -1371,7 +1371,7 @@
     <w:r>
       <w:tab/>
       <w:tab/>
-      <w:t>2026-10-22</w:t>
+      <w:t>2026-10-23</w:t>
       <w:br/>
       <w:br/>
     </w:r>

--- a/tillsyn/A 21543-2026 tillsynsbegäran.docx
+++ b/tillsyn/A 21543-2026 tillsynsbegäran.docx
@@ -1371,7 +1371,7 @@
     <w:r>
       <w:tab/>
       <w:tab/>
-      <w:t>2026-10-23</w:t>
+      <w:t>2026-10-24</w:t>
       <w:br/>
       <w:br/>
     </w:r>

--- a/tillsyn/A 21543-2026 tillsynsbegäran.docx
+++ b/tillsyn/A 21543-2026 tillsynsbegäran.docx
@@ -1371,7 +1371,7 @@
     <w:r>
       <w:tab/>
       <w:tab/>
-      <w:t>2026-10-24</w:t>
+      <w:t>2026-10-25</w:t>
       <w:br/>
       <w:br/>
     </w:r>

--- a/tillsyn/A 21543-2026 tillsynsbegäran.docx
+++ b/tillsyn/A 21543-2026 tillsynsbegäran.docx
@@ -1371,7 +1371,7 @@
     <w:r>
       <w:tab/>
       <w:tab/>
-      <w:t>2026-10-25</w:t>
+      <w:t>2026-10-26</w:t>
       <w:br/>
       <w:br/>
     </w:r>

--- a/tillsyn/A 21543-2026 tillsynsbegäran.docx
+++ b/tillsyn/A 21543-2026 tillsynsbegäran.docx
@@ -1371,7 +1371,7 @@
     <w:r>
       <w:tab/>
       <w:tab/>
-      <w:t>2026-10-26</w:t>
+      <w:t>2026-10-27</w:t>
       <w:br/>
       <w:br/>
     </w:r>

--- a/tillsyn/A 21543-2026 tillsynsbegäran.docx
+++ b/tillsyn/A 21543-2026 tillsynsbegäran.docx
@@ -1371,7 +1371,7 @@
     <w:r>
       <w:tab/>
       <w:tab/>
-      <w:t>2026-10-27</w:t>
+      <w:t>2026-10-28</w:t>
       <w:br/>
       <w:br/>
     </w:r>

--- a/tillsyn/A 21543-2026 tillsynsbegäran.docx
+++ b/tillsyn/A 21543-2026 tillsynsbegäran.docx
@@ -1371,7 +1371,7 @@
     <w:r>
       <w:tab/>
       <w:tab/>
-      <w:t>2026-10-28</w:t>
+      <w:t>2026-10-29</w:t>
       <w:br/>
       <w:br/>
     </w:r>

--- a/tillsyn/A 21543-2026 tillsynsbegäran.docx
+++ b/tillsyn/A 21543-2026 tillsynsbegäran.docx
@@ -1371,7 +1371,7 @@
     <w:r>
       <w:tab/>
       <w:tab/>
-      <w:t>2026-10-29</w:t>
+      <w:t>2026-10-31</w:t>
       <w:br/>
       <w:br/>
     </w:r>
